--- a/output/投研舆情晨报_2026-10-02.docx
+++ b/output/投研舆情晨报_2026-10-02.docx
@@ -19,7 +19,7 @@
           <w:color w:val="8A939E"/>
           <w:sz w:val="18"/>
         </w:rPr>
-        <w:t>覆盖 6 家媒体 · 入库 15,414 条 · 去重后 1,823 条 · 识别热点 48 个</w:t>
+        <w:t>覆盖 6 家媒体 · 入库 15,244 条 · 去重后 1,626 条 · 识别热点 46 个</w:t>
       </w:r>
     </w:p>
     <w:p>
@@ -126,7 +126,7 @@
           </w:tcPr>
           <w:p>
             <w:r>
-              <w:t>0.768</w:t>
+              <w:t>0.827</w:t>
             </w:r>
           </w:p>
         </w:tc>
@@ -166,7 +166,7 @@
           </w:tcPr>
           <w:p>
             <w:r>
-              <w:t>24/3</w:t>
+              <w:t>37/3</w:t>
             </w:r>
           </w:p>
         </w:tc>
@@ -188,7 +188,7 @@
           </w:tcPr>
           <w:p>
             <w:r>
-              <w:t>0.674</w:t>
+              <w:t>0.627</w:t>
             </w:r>
           </w:p>
         </w:tc>
@@ -218,7 +218,7 @@
           </w:tcPr>
           <w:p>
             <w:r>
-              <w:t>美国二季度个人消费支出(PCE)年化季环比终值 3.8%，预</w:t>
+              <w:t>提醒：北京时间20:30，将公布美国9月非农就业报告（含就业</w:t>
             </w:r>
           </w:p>
         </w:tc>
@@ -228,7 +228,7 @@
           </w:tcPr>
           <w:p>
             <w:r>
-              <w:t>10/3</w:t>
+              <w:t>18/3</w:t>
             </w:r>
           </w:p>
         </w:tc>
@@ -250,7 +250,7 @@
           </w:tcPr>
           <w:p>
             <w:r>
-              <w:t>0.656</w:t>
+              <w:t>0.627</w:t>
             </w:r>
           </w:p>
         </w:tc>
@@ -261,6 +261,130 @@
           <w:p>
             <w:r>
               <w:t>爆点</w:t>
+            </w:r>
+          </w:p>
+        </w:tc>
+        <w:tc>
+          <w:tcPr>
+            <w:tcW w:type="dxa" w:w="1440"/>
+          </w:tcPr>
+          <w:p>
+            <w:r>
+              <w:t>金融市场</w:t>
+            </w:r>
+          </w:p>
+        </w:tc>
+        <w:tc>
+          <w:tcPr>
+            <w:tcW w:type="dxa" w:w="1440"/>
+          </w:tcPr>
+          <w:p>
+            <w:r>
+              <w:t>恒指失守24000点创三月来最大跌幅，恒科指下挫超2%创2年</w:t>
+            </w:r>
+          </w:p>
+        </w:tc>
+        <w:tc>
+          <w:tcPr>
+            <w:tcW w:type="dxa" w:w="1440"/>
+          </w:tcPr>
+          <w:p>
+            <w:r>
+              <w:t>11/3</w:t>
+            </w:r>
+          </w:p>
+        </w:tc>
+      </w:tr>
+      <w:tr>
+        <w:tc>
+          <w:tcPr>
+            <w:tcW w:type="dxa" w:w="1440"/>
+          </w:tcPr>
+          <w:p>
+            <w:r>
+              <w:t>4</w:t>
+            </w:r>
+          </w:p>
+        </w:tc>
+        <w:tc>
+          <w:tcPr>
+            <w:tcW w:type="dxa" w:w="1440"/>
+          </w:tcPr>
+          <w:p>
+            <w:r>
+              <w:t>0.625</w:t>
+            </w:r>
+          </w:p>
+        </w:tc>
+        <w:tc>
+          <w:tcPr>
+            <w:tcW w:type="dxa" w:w="1440"/>
+          </w:tcPr>
+          <w:p>
+            <w:r>
+              <w:t>爆点</w:t>
+            </w:r>
+          </w:p>
+        </w:tc>
+        <w:tc>
+          <w:tcPr>
+            <w:tcW w:type="dxa" w:w="1440"/>
+          </w:tcPr>
+          <w:p>
+            <w:r>
+              <w:t>交运物流</w:t>
+            </w:r>
+          </w:p>
+        </w:tc>
+        <w:tc>
+          <w:tcPr>
+            <w:tcW w:type="dxa" w:w="1440"/>
+          </w:tcPr>
+          <w:p>
+            <w:r>
+              <w:t>10月1日铁路运输迎来高峰日，北京地区预计发送旅客98.2万</w:t>
+            </w:r>
+          </w:p>
+        </w:tc>
+        <w:tc>
+          <w:tcPr>
+            <w:tcW w:type="dxa" w:w="1440"/>
+          </w:tcPr>
+          <w:p>
+            <w:r>
+              <w:t>11/2</w:t>
+            </w:r>
+          </w:p>
+        </w:tc>
+      </w:tr>
+      <w:tr>
+        <w:tc>
+          <w:tcPr>
+            <w:tcW w:type="dxa" w:w="1440"/>
+          </w:tcPr>
+          <w:p>
+            <w:r>
+              <w:t>5</w:t>
+            </w:r>
+          </w:p>
+        </w:tc>
+        <w:tc>
+          <w:tcPr>
+            <w:tcW w:type="dxa" w:w="1440"/>
+          </w:tcPr>
+          <w:p>
+            <w:r>
+              <w:t>0.597</w:t>
+            </w:r>
+          </w:p>
+        </w:tc>
+        <w:tc>
+          <w:tcPr>
+            <w:tcW w:type="dxa" w:w="1440"/>
+          </w:tcPr>
+          <w:p>
+            <w:r>
+              <w:t>高热</w:t>
             </w:r>
           </w:p>
         </w:tc>
@@ -302,130 +426,6 @@
           </w:tcPr>
           <w:p>
             <w:r>
-              <w:t>4</w:t>
-            </w:r>
-          </w:p>
-        </w:tc>
-        <w:tc>
-          <w:tcPr>
-            <w:tcW w:type="dxa" w:w="1440"/>
-          </w:tcPr>
-          <w:p>
-            <w:r>
-              <w:t>0.653</w:t>
-            </w:r>
-          </w:p>
-        </w:tc>
-        <w:tc>
-          <w:tcPr>
-            <w:tcW w:type="dxa" w:w="1440"/>
-          </w:tcPr>
-          <w:p>
-            <w:r>
-              <w:t>爆点</w:t>
-            </w:r>
-          </w:p>
-        </w:tc>
-        <w:tc>
-          <w:tcPr>
-            <w:tcW w:type="dxa" w:w="1440"/>
-          </w:tcPr>
-          <w:p>
-            <w:r>
-              <w:t>金融市场</w:t>
-            </w:r>
-          </w:p>
-        </w:tc>
-        <w:tc>
-          <w:tcPr>
-            <w:tcW w:type="dxa" w:w="1440"/>
-          </w:tcPr>
-          <w:p>
-            <w:r>
-              <w:t>港股午评：恒指跌0.04% 科指跌0.15% 半导体板块下挫</w:t>
-            </w:r>
-          </w:p>
-        </w:tc>
-        <w:tc>
-          <w:tcPr>
-            <w:tcW w:type="dxa" w:w="1440"/>
-          </w:tcPr>
-          <w:p>
-            <w:r>
-              <w:t>10/3</w:t>
-            </w:r>
-          </w:p>
-        </w:tc>
-      </w:tr>
-      <w:tr>
-        <w:tc>
-          <w:tcPr>
-            <w:tcW w:type="dxa" w:w="1440"/>
-          </w:tcPr>
-          <w:p>
-            <w:r>
-              <w:t>5</w:t>
-            </w:r>
-          </w:p>
-        </w:tc>
-        <w:tc>
-          <w:tcPr>
-            <w:tcW w:type="dxa" w:w="1440"/>
-          </w:tcPr>
-          <w:p>
-            <w:r>
-              <w:t>0.640</w:t>
-            </w:r>
-          </w:p>
-        </w:tc>
-        <w:tc>
-          <w:tcPr>
-            <w:tcW w:type="dxa" w:w="1440"/>
-          </w:tcPr>
-          <w:p>
-            <w:r>
-              <w:t>高热</w:t>
-            </w:r>
-          </w:p>
-        </w:tc>
-        <w:tc>
-          <w:tcPr>
-            <w:tcW w:type="dxa" w:w="1440"/>
-          </w:tcPr>
-          <w:p>
-            <w:r>
-              <w:t>宏观政策</w:t>
-            </w:r>
-          </w:p>
-        </w:tc>
-        <w:tc>
-          <w:tcPr>
-            <w:tcW w:type="dxa" w:w="1440"/>
-          </w:tcPr>
-          <w:p>
-            <w:r>
-              <w:t>德国9月CPI同比初值 3.3%，预期 3.1%，前值 2.</w:t>
-            </w:r>
-          </w:p>
-        </w:tc>
-        <w:tc>
-          <w:tcPr>
-            <w:tcW w:type="dxa" w:w="1440"/>
-          </w:tcPr>
-          <w:p>
-            <w:r>
-              <w:t>12/3</w:t>
-            </w:r>
-          </w:p>
-        </w:tc>
-      </w:tr>
-      <w:tr>
-        <w:tc>
-          <w:tcPr>
-            <w:tcW w:type="dxa" w:w="1440"/>
-          </w:tcPr>
-          <w:p>
-            <w:r>
               <w:t>6</w:t>
             </w:r>
           </w:p>
@@ -436,7 +436,7 @@
           </w:tcPr>
           <w:p>
             <w:r>
-              <w:t>0.636</w:t>
+              <w:t>0.580</w:t>
             </w:r>
           </w:p>
         </w:tc>
@@ -466,7 +466,7 @@
           </w:tcPr>
           <w:p>
             <w:r>
-              <w:t xml:space="preserve">美国9月ADP就业人数变动 9万人，预期 7.5万人，前值 </w:t>
+              <w:t>埃森哲：第四季度营收187亿美元，同比增长6.3%，市场预估</w:t>
             </w:r>
           </w:p>
         </w:tc>
@@ -498,69 +498,7 @@
           </w:tcPr>
           <w:p>
             <w:r>
-              <w:t>0.576</w:t>
-            </w:r>
-          </w:p>
-        </w:tc>
-        <w:tc>
-          <w:tcPr>
-            <w:tcW w:type="dxa" w:w="1440"/>
-          </w:tcPr>
-          <w:p>
-            <w:r>
-              <w:t>高热</w:t>
-            </w:r>
-          </w:p>
-        </w:tc>
-        <w:tc>
-          <w:tcPr>
-            <w:tcW w:type="dxa" w:w="1440"/>
-          </w:tcPr>
-          <w:p>
-            <w:r>
-              <w:t>综合</w:t>
-            </w:r>
-          </w:p>
-        </w:tc>
-        <w:tc>
-          <w:tcPr>
-            <w:tcW w:type="dxa" w:w="1440"/>
-          </w:tcPr>
-          <w:p>
-            <w:r>
-              <w:t>美股三大股指开盘小幅上涨，道指涨0.2%，标普500指数涨0</w:t>
-            </w:r>
-          </w:p>
-        </w:tc>
-        <w:tc>
-          <w:tcPr>
-            <w:tcW w:type="dxa" w:w="1440"/>
-          </w:tcPr>
-          <w:p>
-            <w:r>
-              <w:t>9/3</w:t>
-            </w:r>
-          </w:p>
-        </w:tc>
-      </w:tr>
-      <w:tr>
-        <w:tc>
-          <w:tcPr>
-            <w:tcW w:type="dxa" w:w="1440"/>
-          </w:tcPr>
-          <w:p>
-            <w:r>
-              <w:t>8</w:t>
-            </w:r>
-          </w:p>
-        </w:tc>
-        <w:tc>
-          <w:tcPr>
-            <w:tcW w:type="dxa" w:w="1440"/>
-          </w:tcPr>
-          <w:p>
-            <w:r>
-              <w:t>0.570</w:t>
+              <w:t>0.571</w:t>
             </w:r>
           </w:p>
         </w:tc>
@@ -600,7 +538,69 @@
           </w:tcPr>
           <w:p>
             <w:r>
-              <w:t>5/3</w:t>
+              <w:t>6/3</w:t>
+            </w:r>
+          </w:p>
+        </w:tc>
+      </w:tr>
+      <w:tr>
+        <w:tc>
+          <w:tcPr>
+            <w:tcW w:type="dxa" w:w="1440"/>
+          </w:tcPr>
+          <w:p>
+            <w:r>
+              <w:t>8</w:t>
+            </w:r>
+          </w:p>
+        </w:tc>
+        <w:tc>
+          <w:tcPr>
+            <w:tcW w:type="dxa" w:w="1440"/>
+          </w:tcPr>
+          <w:p>
+            <w:r>
+              <w:t>0.557</w:t>
+            </w:r>
+          </w:p>
+        </w:tc>
+        <w:tc>
+          <w:tcPr>
+            <w:tcW w:type="dxa" w:w="1440"/>
+          </w:tcPr>
+          <w:p>
+            <w:r>
+              <w:t>高热</w:t>
+            </w:r>
+          </w:p>
+        </w:tc>
+        <w:tc>
+          <w:tcPr>
+            <w:tcW w:type="dxa" w:w="1440"/>
+          </w:tcPr>
+          <w:p>
+            <w:r>
+              <w:t>宏观政策</w:t>
+            </w:r>
+          </w:p>
+        </w:tc>
+        <w:tc>
+          <w:tcPr>
+            <w:tcW w:type="dxa" w:w="1440"/>
+          </w:tcPr>
+          <w:p>
+            <w:r>
+              <w:t>核心通胀2.8%粘性未消、出口1209亿美元创纪录，韩国央行</w:t>
+            </w:r>
+          </w:p>
+        </w:tc>
+        <w:tc>
+          <w:tcPr>
+            <w:tcW w:type="dxa" w:w="1440"/>
+          </w:tcPr>
+          <w:p>
+            <w:r>
+              <w:t>11/3</w:t>
             </w:r>
           </w:p>
         </w:tc>
@@ -622,7 +622,69 @@
           </w:tcPr>
           <w:p>
             <w:r>
-              <w:t>0.559</w:t>
+              <w:t>0.547</w:t>
+            </w:r>
+          </w:p>
+        </w:tc>
+        <w:tc>
+          <w:tcPr>
+            <w:tcW w:type="dxa" w:w="1440"/>
+          </w:tcPr>
+          <w:p>
+            <w:r>
+              <w:t>高热</w:t>
+            </w:r>
+          </w:p>
+        </w:tc>
+        <w:tc>
+          <w:tcPr>
+            <w:tcW w:type="dxa" w:w="1440"/>
+          </w:tcPr>
+          <w:p>
+            <w:r>
+              <w:t>综合</w:t>
+            </w:r>
+          </w:p>
+        </w:tc>
+        <w:tc>
+          <w:tcPr>
+            <w:tcW w:type="dxa" w:w="1440"/>
+          </w:tcPr>
+          <w:p>
+            <w:r>
+              <w:t xml:space="preserve">国庆出行迎来高峰，铁路民航需求旺盛，高速公路车流量稳步增长 </w:t>
+            </w:r>
+          </w:p>
+        </w:tc>
+        <w:tc>
+          <w:tcPr>
+            <w:tcW w:type="dxa" w:w="1440"/>
+          </w:tcPr>
+          <w:p>
+            <w:r>
+              <w:t>18/2</w:t>
+            </w:r>
+          </w:p>
+        </w:tc>
+      </w:tr>
+      <w:tr>
+        <w:tc>
+          <w:tcPr>
+            <w:tcW w:type="dxa" w:w="1440"/>
+          </w:tcPr>
+          <w:p>
+            <w:r>
+              <w:t>10</w:t>
+            </w:r>
+          </w:p>
+        </w:tc>
+        <w:tc>
+          <w:tcPr>
+            <w:tcW w:type="dxa" w:w="1440"/>
+          </w:tcPr>
+          <w:p>
+            <w:r>
+              <w:t>0.513</w:t>
             </w:r>
           </w:p>
         </w:tc>
@@ -667,68 +729,6 @@
           </w:p>
         </w:tc>
       </w:tr>
-      <w:tr>
-        <w:tc>
-          <w:tcPr>
-            <w:tcW w:type="dxa" w:w="1440"/>
-          </w:tcPr>
-          <w:p>
-            <w:r>
-              <w:t>10</w:t>
-            </w:r>
-          </w:p>
-        </w:tc>
-        <w:tc>
-          <w:tcPr>
-            <w:tcW w:type="dxa" w:w="1440"/>
-          </w:tcPr>
-          <w:p>
-            <w:r>
-              <w:t>0.553</w:t>
-            </w:r>
-          </w:p>
-        </w:tc>
-        <w:tc>
-          <w:tcPr>
-            <w:tcW w:type="dxa" w:w="1440"/>
-          </w:tcPr>
-          <w:p>
-            <w:r>
-              <w:t>高热</w:t>
-            </w:r>
-          </w:p>
-        </w:tc>
-        <w:tc>
-          <w:tcPr>
-            <w:tcW w:type="dxa" w:w="1440"/>
-          </w:tcPr>
-          <w:p>
-            <w:r>
-              <w:t>金融市场</w:t>
-            </w:r>
-          </w:p>
-        </w:tc>
-        <w:tc>
-          <w:tcPr>
-            <w:tcW w:type="dxa" w:w="1440"/>
-          </w:tcPr>
-          <w:p>
-            <w:r>
-              <w:t>首套房贷贴息政策10月起执行！符合条件可享1个百分点贴息、“</w:t>
-            </w:r>
-          </w:p>
-        </w:tc>
-        <w:tc>
-          <w:tcPr>
-            <w:tcW w:type="dxa" w:w="1440"/>
-          </w:tcPr>
-          <w:p>
-            <w:r>
-              <w:t>7/2</w:t>
-            </w:r>
-          </w:p>
-        </w:tc>
-      </w:tr>
     </w:tbl>
     <w:p>
       <w:pPr>
@@ -755,7 +755,7 @@
           <w:color w:val="8A939E"/>
           <w:sz w:val="18"/>
         </w:rPr>
-        <w:t>热度 0.768（爆点）· 24 篇 / 3 家媒体 · 宏观政策</w:t>
+        <w:t>热度 0.827（爆点）· 37 篇 / 3 家媒体 · 宏观政策</w:t>
       </w:r>
     </w:p>
     <w:p>
@@ -767,7 +767,7 @@
         <w:t>事件概述：</w:t>
       </w:r>
       <w:r>
-        <w:t>「10年期美债收益率自2007年以来首次涨穿5.3%，两年期美债收益率三季度涨超71个基点」由 24 篇报道聚合而成，覆盖 3 家媒体，热度 0.768（爆点），所属板块类目：宏观政策。</w:t>
+        <w:t>「10年期美债收益率自2007年以来首次涨穿5.3%，两年期美债收益率三季度涨超71个基点」由 37 篇报道聚合而成，覆盖 3 家媒体，热度 0.827（爆点），所属板块类目：宏观政策。</w:t>
       </w:r>
     </w:p>
     <w:p>
@@ -779,7 +779,81 @@
         <w:t>关键信息：</w:t>
       </w:r>
       <w:r>
-        <w:t>10年期美债收益率自2007年以来首次涨穿5.3%，两年期美债收益率三季度涨超7；美债10年期收益率逼近2007年高位，9月或创两年来最大单月升幅；美债收益率小幅回落，2年期国债收益率下行3个基点至4.86%。</w:t>
+        <w:t>10年期美债收益率自2007年以来首次涨穿5.3%，两年期美债收益率三季度涨超7；美债收益率小幅回落，2年期国债收益率下行3个基点至4.86%。；10年期美债收益率创2022年以来最大单月涨幅</w:t>
+      </w:r>
+    </w:p>
+    <w:p>
+      <w:r>
+        <w:rPr>
+          <w:b/>
+          <w:color w:val="16324F"/>
+        </w:rPr>
+        <w:t>市场影响：</w:t>
+      </w:r>
+      <w:r>
+        <w:t>关联板块代码：BK0481、BK1161。（LLM 不可用，未生成研判，以上为检索与统计事实）</w:t>
+      </w:r>
+    </w:p>
+    <w:p>
+      <w:r>
+        <w:rPr>
+          <w:b/>
+          <w:color w:val="16324F"/>
+        </w:rPr>
+        <w:t>关注要点：</w:t>
+      </w:r>
+      <w:r>
+        <w:t>建议人工复核该事件的后续进展与板块联动。</w:t>
+      </w:r>
+    </w:p>
+    <w:p>
+      <w:r>
+        <w:rPr>
+          <w:color w:val="8A939E"/>
+          <w:sz w:val="17"/>
+        </w:rPr>
+        <w:t>引用：[1]10年期美债收益率自2007年以来首次涨穿5.3%， / [2]美债收益率小幅回落，2年期国债收益率下行3个基点至4 / [3]10年期美债收益率创2022年以来最大单月涨幅 / [4]全球债券抛售潮愈演愈烈，美国10年期美债收益率创20</w:t>
+      </w:r>
+    </w:p>
+    <w:p>
+      <w:pPr>
+        <w:pStyle w:val="Heading2"/>
+      </w:pPr>
+      <w:r>
+        <w:t>提醒：北京时间20:30，将公布美国9月非农就业报告（含就业人口、失业率、平均每</w:t>
+      </w:r>
+    </w:p>
+    <w:p>
+      <w:r>
+        <w:rPr>
+          <w:color w:val="8A939E"/>
+          <w:sz w:val="18"/>
+        </w:rPr>
+        <w:t>热度 0.627（爆点）· 18 篇 / 3 家媒体 · 综合</w:t>
+      </w:r>
+    </w:p>
+    <w:p>
+      <w:r>
+        <w:rPr>
+          <w:b/>
+          <w:color w:val="16324F"/>
+        </w:rPr>
+        <w:t>事件概述：</w:t>
+      </w:r>
+      <w:r>
+        <w:t>「提醒：北京时间20:30，将公布美国9月非农就业报告（含就业人口、失业率、平均每」由 18 篇报道聚合而成，覆盖 3 家媒体，热度 0.627（爆点），所属板块类目：综合。</w:t>
+      </w:r>
+    </w:p>
+    <w:p>
+      <w:r>
+        <w:rPr>
+          <w:b/>
+          <w:color w:val="16324F"/>
+        </w:rPr>
+        <w:t>关键信息：</w:t>
+      </w:r>
+      <w:r>
+        <w:t>提醒：北京时间20:30，将公布美国9月非农就业报告（含就业人口、失业率、平均每；美国9月非农就业人口变动 2.9万人，预期 9万人，前值 16.2万人。；美国9月份非农就业人数仅增加2.9万 失业率小幅攀升</w:t>
       </w:r>
     </w:p>
     <w:p>
@@ -812,7 +886,7 @@
           <w:color w:val="8A939E"/>
           <w:sz w:val="17"/>
         </w:rPr>
-        <w:t>引用：[1]10年期美债收益率自2007年以来首次涨穿5.3%， / [2]美债10年期收益率逼近2007年高位，9月或创两年来 / [3]美债收益率小幅回落，2年期国债收益率下行3个基点至4 / [4]全球债券抛售潮愈演愈烈，美国10年期美债收益率创20</w:t>
+        <w:t>引用：[1]提醒：北京时间20:30，将公布美国9月非农就业报告 / [2]美国9月非农就业人口变动 2.9万人，预期 9万人， / [3]美国9月份非农就业人数仅增加2.9万 失业率小幅攀升 / [4]美联储本月加不加息？美国9月非农今晚揭晓 全球市场严</w:t>
       </w:r>
     </w:p>
     <w:p>
@@ -820,7 +894,7 @@
         <w:pStyle w:val="Heading2"/>
       </w:pPr>
       <w:r>
-        <w:t xml:space="preserve">美国二季度个人消费支出(PCE)年化季环比终值 3.8%，预期 3.4%，初值 </w:t>
+        <w:t>恒指失守24000点创三月来最大跌幅，恒科指下挫超2%创2年新低，权重科网股集体下跌、腾</w:t>
       </w:r>
     </w:p>
     <w:p>
@@ -829,7 +903,7 @@
           <w:color w:val="8A939E"/>
           <w:sz w:val="18"/>
         </w:rPr>
-        <w:t>热度 0.674（爆点）· 10 篇 / 3 家媒体 · 综合</w:t>
+        <w:t>热度 0.627（爆点）· 11 篇 / 3 家媒体 · 金融市场</w:t>
       </w:r>
     </w:p>
     <w:p>
@@ -841,7 +915,7 @@
         <w:t>事件概述：</w:t>
       </w:r>
       <w:r>
-        <w:t>「美国二季度个人消费支出(PCE)年化季环比终值 3.8%，预期 3.4%，初值 」由 10 篇报道聚合而成，覆盖 3 家媒体，热度 0.674（爆点），所属板块类目：综合。</w:t>
+        <w:t>「恒指失守24000点创三月来最大跌幅，恒科指下挫超2%创2年新低，权重科网股集体下跌、腾讯阿里均」由 11 篇报道聚合而成，覆盖 3 家媒体，热度 0.627（爆点），所属板块类目：金融市场。</w:t>
       </w:r>
     </w:p>
     <w:p>
@@ -853,7 +927,7 @@
         <w:t>关键信息：</w:t>
       </w:r>
       <w:r>
-        <w:t>美国二季度个人消费支出(PCE)年化季环比终值 3.8%，预期 3.4%，初值 ；美国二季度实际GDP年化季环比终值 2.2%，预期 1.5%，初值 1.5%。；美国二季度GDP平减指数年化季环比终值 6.1，预期 6.4，初值 6.4。</w:t>
+        <w:t>恒指失守24000点创三月来最大跌幅，恒科指下挫超2%创2年新低，权重科网股集体；港股午评：恒指跌2.64%失守24000点 科指跌2.45% 科网股普跌 赛力斯；港股三大指数均跌超2%，恒生指数失守24000点</w:t>
       </w:r>
     </w:p>
     <w:p>
@@ -886,7 +960,81 @@
           <w:color w:val="8A939E"/>
           <w:sz w:val="17"/>
         </w:rPr>
-        <w:t>引用：[1]美国二季度个人消费支出(PCE)年化季环比终值 3. / [2]美国二季度实际GDP年化季环比终值 2.2%，预期  / [3]美国二季度GDP平减指数年化季环比终值 6.1，预期 / [4]美国8月实际个人消费支出(PCE)环比 0.6%，预</w:t>
+        <w:t>引用：[1]恒指失守24000点创三月来最大跌幅，恒科指下挫超2 / [2]港股午评：恒指跌2.64%失守24000点 科指跌2 / [3]港股三大指数均跌超2%，恒生指数失守24000点 / [4]恒指日内跌超3%，恒生科技指数跌幅扩大至3.3%，恒</w:t>
+      </w:r>
+    </w:p>
+    <w:p>
+      <w:pPr>
+        <w:pStyle w:val="Heading2"/>
+      </w:pPr>
+      <w:r>
+        <w:t>10月1日铁路运输迎来高峰日，北京地区预计发送旅客98.2万人次，将创国庆新高</w:t>
+      </w:r>
+    </w:p>
+    <w:p>
+      <w:r>
+        <w:rPr>
+          <w:color w:val="8A939E"/>
+          <w:sz w:val="18"/>
+        </w:rPr>
+        <w:t>热度 0.625（爆点）· 11 篇 / 2 家媒体 · 交运物流</w:t>
+      </w:r>
+    </w:p>
+    <w:p>
+      <w:r>
+        <w:rPr>
+          <w:b/>
+          <w:color w:val="16324F"/>
+        </w:rPr>
+        <w:t>事件概述：</w:t>
+      </w:r>
+      <w:r>
+        <w:t>「10月1日铁路运输迎来高峰日，北京地区预计发送旅客98.2万人次，将创国庆新高」由 11 篇报道聚合而成，覆盖 2 家媒体，热度 0.625（爆点），所属板块类目：交运物流。</w:t>
+      </w:r>
+    </w:p>
+    <w:p>
+      <w:r>
+        <w:rPr>
+          <w:b/>
+          <w:color w:val="16324F"/>
+        </w:rPr>
+        <w:t>关键信息：</w:t>
+      </w:r>
+      <w:r>
+        <w:t>10月1日铁路运输迎来高峰日，北京地区预计发送旅客98.2万人次，将创国庆新高；国庆假期首日 国铁广州局创单日旅客发送历史新高；国庆假期首日中国铁路创单日旅客发送量历史新高</w:t>
+      </w:r>
+    </w:p>
+    <w:p>
+      <w:r>
+        <w:rPr>
+          <w:b/>
+          <w:color w:val="16324F"/>
+        </w:rPr>
+        <w:t>市场影响：</w:t>
+      </w:r>
+      <w:r>
+        <w:t>关联板块代码：本簇未携带板块标签。（LLM 不可用，未生成研判，以上为检索与统计事实）</w:t>
+      </w:r>
+    </w:p>
+    <w:p>
+      <w:r>
+        <w:rPr>
+          <w:b/>
+          <w:color w:val="16324F"/>
+        </w:rPr>
+        <w:t>关注要点：</w:t>
+      </w:r>
+      <w:r>
+        <w:t>建议人工复核该事件的后续进展与板块联动。</w:t>
+      </w:r>
+    </w:p>
+    <w:p>
+      <w:r>
+        <w:rPr>
+          <w:color w:val="8A939E"/>
+          <w:sz w:val="17"/>
+        </w:rPr>
+        <w:t>引用：[1]10月1日铁路运输迎来高峰日，北京地区预计发送旅客9 / [2]国庆假期首日 国铁广州局创单日旅客发送历史新高 / [3]国庆假期首日中国铁路创单日旅客发送量历史新高 / [4]国庆节首日国铁沈阳局迎客流高峰</w:t>
       </w:r>
     </w:p>
     <w:p>
@@ -903,7 +1051,7 @@
           <w:color w:val="8A939E"/>
           <w:sz w:val="18"/>
         </w:rPr>
-        <w:t>热度 0.656（爆点）· 9 篇 / 3 家媒体 · 国际市场</w:t>
+        <w:t>热度 0.597（高热）· 9 篇 / 3 家媒体 · 国际市场</w:t>
       </w:r>
     </w:p>
     <w:p>
@@ -915,7 +1063,7 @@
         <w:t>事件概述：</w:t>
       </w:r>
       <w:r>
-        <w:t>「美光科技CFO：2027财年第一财季收入将达615亿美元 各季度毛利率预计逐步回升」由 9 篇报道聚合而成，覆盖 3 家媒体，热度 0.656（爆点），所属板块类目：国际市场。</w:t>
+        <w:t>「美光科技CFO：2027财年第一财季收入将达615亿美元 各季度毛利率预计逐步回升」由 9 篇报道聚合而成，覆盖 3 家媒体，热度 0.597（高热），所属板块类目：国际市场。</w:t>
       </w:r>
     </w:p>
     <w:p>
@@ -965,154 +1113,6 @@
     </w:p>
     <w:p>
       <w:pPr>
-        <w:pStyle w:val="Heading2"/>
-      </w:pPr>
-      <w:r>
-        <w:t>港股午评：恒指跌0.04% 科指跌0.15% 半导体板块下挫 创新药概念股强势 欢创科技</w:t>
-      </w:r>
-    </w:p>
-    <w:p>
-      <w:r>
-        <w:rPr>
-          <w:color w:val="8A939E"/>
-          <w:sz w:val="18"/>
-        </w:rPr>
-        <w:t>热度 0.653（爆点）· 10 篇 / 3 家媒体 · 金融市场</w:t>
-      </w:r>
-    </w:p>
-    <w:p>
-      <w:r>
-        <w:rPr>
-          <w:b/>
-          <w:color w:val="16324F"/>
-        </w:rPr>
-        <w:t>事件概述：</w:t>
-      </w:r>
-      <w:r>
-        <w:t>「港股午评：恒指跌0.04% 科指跌0.15% 半导体板块下挫 创新药概念股强势 欢创科技上市首日」由 10 篇报道聚合而成，覆盖 3 家媒体，热度 0.653（爆点），所属板块类目：金融市场。</w:t>
-      </w:r>
-    </w:p>
-    <w:p>
-      <w:r>
-        <w:rPr>
-          <w:b/>
-          <w:color w:val="16324F"/>
-        </w:rPr>
-        <w:t>关键信息：</w:t>
-      </w:r>
-      <w:r>
-        <w:t>港股午评：恒指跌0.04% 科指跌0.15% 半导体板块下挫 创新药概念股强势 ；港股生物医药股爆发，3600亿港元龙头飙涨10%，半导体大跌，天数智芯跌超9%，；港股开盘下挫，恒生科技指数跌超2%</w:t>
-      </w:r>
-    </w:p>
-    <w:p>
-      <w:r>
-        <w:rPr>
-          <w:b/>
-          <w:color w:val="16324F"/>
-        </w:rPr>
-        <w:t>市场影响：</w:t>
-      </w:r>
-      <w:r>
-        <w:t>关联板块代码：BK0800。（LLM 不可用，未生成研判，以上为检索与统计事实）</w:t>
-      </w:r>
-    </w:p>
-    <w:p>
-      <w:r>
-        <w:rPr>
-          <w:b/>
-          <w:color w:val="16324F"/>
-        </w:rPr>
-        <w:t>关注要点：</w:t>
-      </w:r>
-      <w:r>
-        <w:t>建议人工复核该事件的后续进展与板块联动。</w:t>
-      </w:r>
-    </w:p>
-    <w:p>
-      <w:r>
-        <w:rPr>
-          <w:color w:val="8A939E"/>
-          <w:sz w:val="17"/>
-        </w:rPr>
-        <w:t>引用：[1]港股午评：恒指跌0.04% 科指跌0.15% 半导体 / [2]港股生物医药股爆发，3600亿港元龙头飙涨10%，半 / [3]港股开盘下挫，恒生科技指数跌超2% / [4]港股物理AI相关个股转弱 欢创科技跌超37%</w:t>
-      </w:r>
-    </w:p>
-    <w:p>
-      <w:pPr>
-        <w:pStyle w:val="Heading2"/>
-      </w:pPr>
-      <w:r>
-        <w:t>德国9月CPI同比初值 3.3%，预期 3.1%，前值 2.9%。</w:t>
-      </w:r>
-    </w:p>
-    <w:p>
-      <w:r>
-        <w:rPr>
-          <w:color w:val="8A939E"/>
-          <w:sz w:val="18"/>
-        </w:rPr>
-        <w:t>热度 0.640（高热）· 12 篇 / 3 家媒体 · 宏观政策</w:t>
-      </w:r>
-    </w:p>
-    <w:p>
-      <w:r>
-        <w:rPr>
-          <w:b/>
-          <w:color w:val="16324F"/>
-        </w:rPr>
-        <w:t>事件概述：</w:t>
-      </w:r>
-      <w:r>
-        <w:t>「德国9月CPI同比初值 3.3%，预期 3.1%，前值 2.9%。」由 12 篇报道聚合而成，覆盖 3 家媒体，热度 0.64（高热），所属板块类目：宏观政策。</w:t>
-      </w:r>
-    </w:p>
-    <w:p>
-      <w:r>
-        <w:rPr>
-          <w:b/>
-          <w:color w:val="16324F"/>
-        </w:rPr>
-        <w:t>关键信息：</w:t>
-      </w:r>
-      <w:r>
-        <w:t>德国9月CPI同比初值 3.3%，预期 3.1%，前值 2.9%。；韩国9月CPI同比 2.9%，预期 2.9%，前值 3.1%。；日本9月东京CPI同比 2.7%，预期 2.5%，前值 1.9%。</w:t>
-      </w:r>
-    </w:p>
-    <w:p>
-      <w:r>
-        <w:rPr>
-          <w:b/>
-          <w:color w:val="16324F"/>
-        </w:rPr>
-        <w:t>市场影响：</w:t>
-      </w:r>
-      <w:r>
-        <w:t>关联板块代码：本簇未携带板块标签。（LLM 不可用，未生成研判，以上为检索与统计事实）</w:t>
-      </w:r>
-    </w:p>
-    <w:p>
-      <w:r>
-        <w:rPr>
-          <w:b/>
-          <w:color w:val="16324F"/>
-        </w:rPr>
-        <w:t>关注要点：</w:t>
-      </w:r>
-      <w:r>
-        <w:t>建议人工复核该事件的后续进展与板块联动。</w:t>
-      </w:r>
-    </w:p>
-    <w:p>
-      <w:r>
-        <w:rPr>
-          <w:color w:val="8A939E"/>
-          <w:sz w:val="17"/>
-        </w:rPr>
-        <w:t>引用：[1]德国9月CPI同比初值 3.3%，预期 3.1%，前 / [2]韩国9月CPI同比 2.9%，预期 2.9%，前值  / [3]日本9月东京CPI同比 2.7%，预期 2.5%，前 / [4]德国8月进口价格同比上涨8.3%，高于市场预期</w:t>
-      </w:r>
-    </w:p>
-    <w:p>
-      <w:pPr>
         <w:pStyle w:val="Heading1"/>
       </w:pPr>
       <w:r>
@@ -1127,7 +1127,7 @@
         <w:pStyle w:val="ListBullet"/>
       </w:pPr>
       <w:r>
-        <w:t>采集：6 家媒体公开接口，累计入库 15,414 条</w:t>
+        <w:t>采集：6 家媒体公开接口，累计入库 15,244 条</w:t>
       </w:r>
     </w:p>
     <w:p>
@@ -1135,7 +1135,7 @@
         <w:pStyle w:val="ListBullet"/>
       </w:pPr>
       <w:r>
-        <w:t>三层去重：2,057 → 1,823 条（精确114/SimHash6/语义114）</w:t>
+        <w:t>三层去重：1,866 → 1,626 条（精确122/SimHash5/语义113）</w:t>
       </w:r>
     </w:p>
     <w:p>
